--- a/posts/nepal-population-density/index.docx
+++ b/posts/nepal-population-density/index.docx
@@ -4727,7 +4727,7 @@
         <w:rPr>
           <w:rStyle w:val="VerbatimChar"/>
         </w:rPr>
-        <w:t xml:space="preserve">Rendering started: 2026-10-23 23:12:18.121659 </w:t>
+        <w:t xml:space="preserve">Rendering started: 2026-10-24 00:55:32.005147 </w:t>
       </w:r>
     </w:p>
     <w:p>
@@ -4738,7 +4738,7 @@
         <w:rPr>
           <w:rStyle w:val="VerbatimChar"/>
         </w:rPr>
-        <w:t xml:space="preserve">Rendering completed in: 1.81201066573461 </w:t>
+        <w:t xml:space="preserve">Rendering completed in: 1.81411201556524 </w:t>
       </w:r>
     </w:p>
     <w:bookmarkEnd w:id="31"/>

--- a/posts/nepal-population-density/index.docx
+++ b/posts/nepal-population-density/index.docx
@@ -1993,7 +1993,7 @@
       <w:r>
         <w:drawing>
           <wp:inline>
-            <wp:extent cx="4620126" cy="3696101"/>
+            <wp:extent cx="4595937" cy="3676749"/>
             <wp:effectExtent b="0" l="0" r="0" t="0"/>
             <wp:docPr descr="" title="" id="20" name="Picture"/>
             <a:graphic>
@@ -2014,7 +2014,7 @@
                   <pic:spPr bwMode="auto">
                     <a:xfrm>
                       <a:off x="0" y="0"/>
-                      <a:ext cx="4620126" cy="3696101"/>
+                      <a:ext cx="4595937" cy="3676749"/>
                     </a:xfrm>
                     <a:prstGeom prst="rect">
                       <a:avLst/>
@@ -4727,7 +4727,7 @@
         <w:rPr>
           <w:rStyle w:val="VerbatimChar"/>
         </w:rPr>
-        <w:t xml:space="preserve">Rendering started: 2026-10-24 00:55:32.005147 </w:t>
+        <w:t xml:space="preserve">Rendering started: 2026-10-24 18:43:58.722832 </w:t>
       </w:r>
     </w:p>
     <w:p>
@@ -4738,7 +4738,7 @@
         <w:rPr>
           <w:rStyle w:val="VerbatimChar"/>
         </w:rPr>
-        <w:t xml:space="preserve">Rendering completed in: 1.81411201556524 </w:t>
+        <w:t xml:space="preserve">Rendering completed in: 11.3779913504918 </w:t>
       </w:r>
     </w:p>
     <w:bookmarkEnd w:id="31"/>

--- a/posts/nepal-population-density/index.docx
+++ b/posts/nepal-population-density/index.docx
@@ -4727,7 +4727,7 @@
         <w:rPr>
           <w:rStyle w:val="VerbatimChar"/>
         </w:rPr>
-        <w:t xml:space="preserve">Rendering started: 2026-10-24 18:43:58.722832 </w:t>
+        <w:t xml:space="preserve">Rendering started: 2026-10-24 19:32:22.139542 </w:t>
       </w:r>
     </w:p>
     <w:p>
@@ -4738,7 +4738,7 @@
         <w:rPr>
           <w:rStyle w:val="VerbatimChar"/>
         </w:rPr>
-        <w:t xml:space="preserve">Rendering completed in: 11.3779913504918 </w:t>
+        <w:t xml:space="preserve">Rendering completed in: 11.2058002829552 </w:t>
       </w:r>
     </w:p>
     <w:bookmarkEnd w:id="31"/>

--- a/posts/nepal-population-density/index.docx
+++ b/posts/nepal-population-density/index.docx
@@ -4727,7 +4727,7 @@
         <w:rPr>
           <w:rStyle w:val="VerbatimChar"/>
         </w:rPr>
-        <w:t xml:space="preserve">Rendering started: 2026-10-24 19:32:22.139542 </w:t>
+        <w:t xml:space="preserve">Rendering started: 2026-10-24 21:16:58.620476 </w:t>
       </w:r>
     </w:p>
     <w:p>
@@ -4738,7 +4738,7 @@
         <w:rPr>
           <w:rStyle w:val="VerbatimChar"/>
         </w:rPr>
-        <w:t xml:space="preserve">Rendering completed in: 11.2058002829552 </w:t>
+        <w:t xml:space="preserve">Rendering completed in: 11.3393166502317 </w:t>
       </w:r>
     </w:p>
     <w:bookmarkEnd w:id="31"/>

--- a/posts/nepal-population-density/index.docx
+++ b/posts/nepal-population-density/index.docx
@@ -4727,7 +4727,7 @@
         <w:rPr>
           <w:rStyle w:val="VerbatimChar"/>
         </w:rPr>
-        <w:t xml:space="preserve">Rendering started: 2026-10-24 21:16:58.620476 </w:t>
+        <w:t xml:space="preserve">Rendering started: 2026-10-24 21:57:49.029343 </w:t>
       </w:r>
     </w:p>
     <w:p>
@@ -4738,7 +4738,7 @@
         <w:rPr>
           <w:rStyle w:val="VerbatimChar"/>
         </w:rPr>
-        <w:t xml:space="preserve">Rendering completed in: 11.3393166502317 </w:t>
+        <w:t xml:space="preserve">Rendering completed in: 11.2618968526522 </w:t>
       </w:r>
     </w:p>
     <w:bookmarkEnd w:id="31"/>
